--- a/journal/manuscript_v9_ko_JTI.docx
+++ b/journal/manuscript_v9_ko_JTI.docx
@@ -12389,7 +12389,7 @@
         <w:pStyle w:val="BodyText"/>
       </w:pPr>
       <w:r>
-        <w:t xml:space="preserve">Yole Group (KnowMade). (2024).</w:t>
+        <w:t xml:space="preserve">Yole Group. (2024).</w:t>
       </w:r>
       <w:r>
         <w:t xml:space="preserve"> </w:t>
@@ -12405,7 +12405,7 @@
         <w:t xml:space="preserve"> </w:t>
       </w:r>
       <w:r>
-        <w:t xml:space="preserve">[Industry report]. KnowMade.</w:t>
+        <w:t xml:space="preserve">[Industry report]. KnowMade (Yole Group).</w:t>
       </w:r>
     </w:p>
     <w:p>
